--- a/apps/contracts/starter_templates/default_contract_template.docx
+++ b/apps/contracts/starter_templates/default_contract_template.docx
@@ -46,7 +46,7 @@
     </w:p>
     <w:p>
       <w:r>
-        <w:t>1.1. Наймодатель передаёт, а Наниматель принимает во владение и пользование помещение по адресу: {{ address }}, лицевой счёт № {{ account_number }}, общей площадью {{ area_total }} м², расчётной площадью {{ area_billable }} м².</w:t>
+        <w:t>1.1. Наймодатель передаёт, а Наниматель принимает во владение и пользование помещение по адресу: {{ address }}, лицевой счёт № {{ account_number }}, общей площадью {{ area_total }} м².</w:t>
       </w:r>
     </w:p>
     <w:p>
